--- a/documentation/1_PROJECT_REPORT.docx
+++ b/documentation/1_PROJECT_REPORT.docx
@@ -27,7 +27,7 @@
           <w:i/>
           <w:sz w:val="28"/>
         </w:rPr>
-        <w:t>NAS Medical Model Generator – Neural Architecture Search Based Medical Prediction System</w:t>
+        <w:t>NAS Heart Disease Model Generator – Neural Architecture Search Based Heart Disease Prediction System</w:t>
       </w:r>
     </w:p>
     <w:p>
@@ -92,7 +92,7 @@
       </w:pPr>
       <w:r>
         <w:rPr/>
-        <w:t>The project also benefited from prior research studies in healthcare prediction and neural architecture search. Those studies helped shape the literature survey and guided the design decisions documented in the following chapters.</w:t>
+        <w:t>The project also benefited from prior research studies in heart disease prediction and neural architecture search. Those studies helped shape the literature survey and guided the design decisions documented in the following chapters.</w:t>
       </w:r>
     </w:p>
     <w:p>
@@ -113,7 +113,7 @@
       </w:pPr>
       <w:r>
         <w:rPr/>
-        <w:t>NAS Medical Model Generator is a web-based machine learning application developed to automate neural architecture search for tabular medical datasets. The system integrates a Flask interface, a preprocessing pipeline, and a TensorFlow/Keras training engine to create a practical end-to-end workflow from dataset upload to prediction.</w:t>
+        <w:t>NAS Heart Disease Model Generator is a web-based machine learning application developed to automate neural architecture search for tabular heart disease datasets. The system integrates a Flask interface, a preprocessing pipeline, and a TensorFlow/Keras training engine to create a practical end-to-end workflow from dataset upload to prediction.</w:t>
       </w:r>
     </w:p>
     <w:p>
@@ -135,7 +135,7 @@
       </w:pPr>
       <w:r>
         <w:rPr/>
-        <w:t>The current saved workspace run corresponds to a classification problem with 5 candidate models. The best saved candidate is Candidate 3 with architecture {'dense_units': [16, 128], 'activation': 'tanh'}, validation metric 88.89%, test accuracy 79.63%, and 2658 trainable parameters. The project demonstrates that a controlled NAS workflow can be implemented as a usable academic software system for medical-style tabular prediction.</w:t>
+        <w:t>The current saved workspace run corresponds to a heart disease classification problem with 5 candidate models. The best saved candidate is Candidate 3 with architecture {'dense_units': [16, 128], 'activation': 'tanh'}, validation metric 88.89%, test accuracy 79.63%, and 2658 trainable parameters. The project demonstrates that a controlled NAS workflow can be implemented as a usable academic software system for heart disease tabular prediction.</w:t>
       </w:r>
     </w:p>
     <w:p>
@@ -1021,7 +1021,7 @@
       </w:pPr>
       <w:r>
         <w:rPr/>
-        <w:t>Healthcare prediction tasks frequently depend on tabular datasets that contain a mix of demographic information, diagnostic indicators, laboratory measurements, and outcome labels. Such datasets are well suited for supervised learning, but selecting the best neural architecture for them is not straightforward.</w:t>
+        <w:t>Heart disease prediction tasks frequently depend on tabular datasets that contain a mix of demographic information, diagnostic indicators, laboratory measurements, and outcome labels. Such datasets are well suited for supervised learning, but selecting the best neural architecture for them is not straightforward.</w:t>
       </w:r>
     </w:p>
     <w:p>
@@ -1097,7 +1097,7 @@
       </w:pPr>
       <w:r>
         <w:rPr/>
-        <w:t>Neural architecture design for tabular medical prediction is often fragmented across multiple scripts and manual decisions. In many small projects, preprocessing logic, model training, evaluation, and prediction are not kept together in a reproducible manner.</w:t>
+        <w:t>Neural architecture design for tabular heart disease prediction is often fragmented across multiple scripts and manual decisions. In many small projects, preprocessing logic, model training, evaluation, and prediction are not kept together in a reproducible manner.</w:t>
       </w:r>
     </w:p>
     <w:p>
@@ -1165,7 +1165,7 @@
       </w:pPr>
       <w:r>
         <w:rPr/>
-        <w:t>To build a web-based NAS workflow for tabular medical datasets.</w:t>
+        <w:t>To build a web-based NAS workflow for tabular heart disease datasets.</w:t>
       </w:r>
     </w:p>
     <w:p>
@@ -1470,7 +1470,7 @@
       </w:pPr>
       <w:r>
         <w:rPr/>
-        <w:t>Each feature contributes to a unified learning experience. File-format flexibility lowers entry barriers for users who may have exported data from spreadsheets or medical records systems. Automatic task detection reduces configuration errors when labels are stored numerically. The combination of multiple search strategies allows the same application to demonstrate different NAS philosophies without changing the surrounding workflow.</w:t>
+        <w:t>Each feature contributes to a unified learning experience. File-format flexibility lowers entry barriers for users who may have exported data from spreadsheets or heart disease record sources. Automatic task detection reduces configuration errors when labels are stored numerically. The combination of multiple search strategies allows the same application to demonstrate different NAS philosophies without changing the surrounding workflow.</w:t>
       </w:r>
     </w:p>
     <w:p>
@@ -1556,7 +1556,7 @@
       </w:pPr>
       <w:r>
         <w:rPr/>
-        <w:t>The literature survey for this project spans healthcare prediction studies and neural architecture search research. Healthcare studies provide domain relevance and demonstrate how structured medical datasets are used in predictive modeling. NAS studies provide the methodological basis for automated architecture exploration.</w:t>
+        <w:t>The literature survey for this project spans heart disease prediction studies and neural architecture search research. Heart disease studies provide domain relevance and demonstrate how structured heart disease datasets are used in predictive modeling. NAS studies provide the methodological basis for automated architecture exploration.</w:t>
       </w:r>
     </w:p>
     <w:p>
@@ -1567,7 +1567,7 @@
       </w:pPr>
       <w:r>
         <w:rPr/>
-        <w:t>Together, these two literature streams justify the design of a bounded, tabular-data-focused NAS system intended for healthcare-style prediction workflows.</w:t>
+        <w:t>Together, these two literature streams justify the design of a bounded, tabular-data-focused NAS system intended for heart disease prediction workflows.</w:t>
       </w:r>
     </w:p>
     <w:p>
@@ -1588,7 +1588,7 @@
       </w:pPr>
       <w:r>
         <w:rPr/>
-        <w:t>This section uses a compact review of all sixteen summarized studies collected for the project so that the chapter covers the complete literature set while remaining focused on the most relevant ideas for tabular healthcare prediction and neural architecture search.</w:t>
+        <w:t>This section uses a compact review of all sixteen summarized studies collected for the project so that the chapter covers the complete literature set while remaining focused on the most relevant ideas for tabular heart disease prediction and neural architecture search.</w:t>
       </w:r>
     </w:p>
     <w:p>
@@ -1609,7 +1609,7 @@
       </w:pPr>
       <w:r>
         <w:rPr/>
-        <w:t xml:space="preserve">This healthcare prediction study by Robert Detrano et al. (1989) reports a discriminant function model for estimating the probability of angiographic coronary artery disease and compares it with the Bayesian CADENZA algorithm. Its main contribution is improving reliability and clinical utility in diagnosing coronary artery disease using structured clinical and noninvasive test data across multiple international patient groups. For the current project, the paper is relevant because it demonstrates early structured medical prediction using tabular clinical variables. The main limitation noted is dependence on predefined statistical assumptions and limited flexibility for complex nonlinear relationships, which reinforces the need for a bounded, reproducible, tabular-focused NAS workflow. </w:t>
+        <w:t xml:space="preserve">This heart disease prediction study by Robert Detrano et al. (1989) reports a discriminant function model for estimating the probability of angiographic coronary artery disease and compares it with the Bayesian CADENZA algorithm. Its main contribution is improving reliability and clinical utility in diagnosing coronary artery disease using structured clinical and noninvasive test data across multiple international patient groups. For the current project, the paper is relevant because it demonstrates early structured heart disease prediction using tabular clinical variables. The main limitation noted is dependence on predefined statistical assumptions and limited flexibility for complex nonlinear relationships, which reinforces the need for a bounded, reproducible, tabular-focused NAS workflow. </w:t>
       </w:r>
     </w:p>
     <w:p>
@@ -1651,7 +1651,7 @@
       </w:pPr>
       <w:r>
         <w:rPr/>
-        <w:t xml:space="preserve">This healthcare prediction study by V.V. Ramalingam, Ayantan Dandapath, and M. Karthik Raja (2018) reports a survey of machine learning models for heart disease prediction using supervised learning techniques such as SVM, KNN, Naïve Bayes, Decision Trees, Random Forest, and ensemble methods. Its main contribution is comparative analysis of commonly used predictive models for cardiovascular disease diagnosis. For the current project, the paper is relevant because it establishes heart disease prediction as a major tabular-data classification problem. The main limitation noted is the use of manually selected models without automated architecture exploration, which reinforces the need for a bounded, reproducible, tabular-focused NAS workflow. </w:t>
+        <w:t xml:space="preserve">This heart disease prediction study by V.V. Ramalingam, Ayantan Dandapath, and M. Karthik Raja (2018) reports a survey of machine learning models for heart disease prediction using supervised learning techniques such as SVM, KNN, Naïve Bayes, Decision Trees, Random Forest, and ensemble methods. Its main contribution is comparative analysis of commonly used predictive models for cardiovascular disease diagnosis. For the current project, the paper is relevant because it establishes heart disease prediction as a major tabular-data classification problem. The main limitation noted is the use of manually selected models without automated architecture exploration, which reinforces the need for a bounded, reproducible, tabular-focused NAS workflow. </w:t>
       </w:r>
     </w:p>
     <w:p>
@@ -1714,7 +1714,7 @@
       </w:pPr>
       <w:r>
         <w:rPr/>
-        <w:t xml:space="preserve">This NAS/AutoML study by Sercan O. Arık and Tomas Pfister (2021) reports TabNet, an interpretable deep learning architecture for tabular data using sequential attention for feature selection. Its main contribution is enabling high-performance deep learning with interpretability for structured datasets. For the current project, the paper is relevant because healthcare prediction commonly depends on tabular data and interpretability is important. The main limitation noted is that architecture selection is still model-specific and not fully automated, which reinforces the need for a bounded, reproducible, tabular-focused NAS workflow. </w:t>
+        <w:t xml:space="preserve">This NAS/AutoML study by Sercan O. Arık and Tomas Pfister (2021) reports TabNet, an interpretable deep learning architecture for tabular data using sequential attention for feature selection. Its main contribution is enabling high-performance deep learning with interpretability for structured datasets. For the current project, the paper is relevant because heart disease prediction commonly depends on tabular data and interpretability is important. The main limitation noted is that architecture selection is still model-specific and not fully automated, which reinforces the need for a bounded, reproducible, tabular-focused NAS workflow. </w:t>
       </w:r>
     </w:p>
     <w:p>
@@ -1756,7 +1756,7 @@
       </w:pPr>
       <w:r>
         <w:rPr/>
-        <w:t xml:space="preserve">This healthcare prediction study by Halah A. Al-Alshaikh et al. (2024) reports a machine learning-based heart disease prediction method using feature selection, data balancing, and deep learning classification. Its main contribution is achieving high predictive performance with 95.5% accuracy and strong recall in heart disease prediction. For the current project, the paper is relevant because it demonstrates modern performance expectations in healthcare prediction. The main limitation noted is higher model complexity and resource demand, which reinforces the need for a bounded, reproducible, tabular-focused NAS workflow. </w:t>
+        <w:t xml:space="preserve">This heart disease prediction study by Halah A. Al-Alshaikh et al. (2024) reports a machine learning-based heart disease prediction method using feature selection, data balancing, and deep learning classification. Its main contribution is achieving high predictive performance with 95.5% accuracy and strong recall in heart disease prediction. For the current project, the paper is relevant because it demonstrates modern performance expectations in heart disease prediction. The main limitation noted is higher model complexity and resource demand, which reinforces the need for a bounded, reproducible, tabular-focused NAS workflow. </w:t>
       </w:r>
     </w:p>
     <w:p>
@@ -1840,7 +1840,7 @@
       </w:pPr>
       <w:r>
         <w:rPr/>
-        <w:t xml:space="preserve">This NAS/AutoML study by Sirui Xie, Hehui Zheng, Chunxiao Liu, and Liang Lin (2019) reports SNAS, a stochastic differentiable NAS method that jointly trains operation parameters and architecture distribution parameters in one round of backpropagation. Its main contribution is providing efficient credit assignment with fewer epochs and improved consistency between parent and child networks compared to DARTS. For the current project, the paper is relevant because it supports efficient and resource-aware architecture optimization using differentiable methods. The main limitation noted is its focus on CNN search spaces and large benchmark datasets rather than lightweight tabular healthcare workflows, which reinforces the need for a bounded, reproducible, tabular-focused NAS workflow. </w:t>
+        <w:t xml:space="preserve">This NAS/AutoML study by Sirui Xie, Hehui Zheng, Chunxiao Liu, and Liang Lin (2019) reports SNAS, a stochastic differentiable NAS method that jointly trains operation parameters and architecture distribution parameters in one round of backpropagation. Its main contribution is providing efficient credit assignment with fewer epochs and improved consistency between parent and child networks compared to DARTS. For the current project, the paper is relevant because it supports efficient and resource-aware architecture optimization using differentiable methods. The main limitation noted is its focus on CNN search spaces and large benchmark datasets rather than lightweight tabular heart disease workflows, which reinforces the need for a bounded, reproducible, tabular-focused NAS workflow. </w:t>
       </w:r>
     </w:p>
     <w:p>
@@ -1861,7 +1861,7 @@
       </w:pPr>
       <w:r>
         <w:rPr/>
-        <w:t xml:space="preserve">This NAS/AutoML study by Xuanyi Dong and Yi Yang (2020) reports NAS-Bench-201, a unified benchmark containing 15,625 neural cell candidates with fixed training settings across multiple datasets. Its main contribution is improving reproducibility and fair comparison in NAS research by eliminating repeated training and providing complete benchmark logs. For the current project, the paper is relevant because reproducibility and artifact preservation are central goals of the proposed bounded NAS workflow. The main limitation noted is that benchmark-driven evaluation may not directly translate to real-world tabular healthcare systems, which reinforces the need for a bounded, reproducible, tabular-focused NAS workflow. </w:t>
+        <w:t xml:space="preserve">This NAS/AutoML study by Xuanyi Dong and Yi Yang (2020) reports NAS-Bench-201, a unified benchmark containing 15,625 neural cell candidates with fixed training settings across multiple datasets. Its main contribution is improving reproducibility and fair comparison in NAS research by eliminating repeated training and providing complete benchmark logs. For the current project, the paper is relevant because reproducibility and artifact preservation are central goals of the proposed bounded NAS workflow. The main limitation noted is that benchmark-driven evaluation may not directly translate to real-world tabular heart disease systems, which reinforces the need for a bounded, reproducible, tabular-focused NAS workflow. </w:t>
       </w:r>
     </w:p>
     <w:p>
@@ -1882,7 +1882,7 @@
       </w:pPr>
       <w:r>
         <w:rPr/>
-        <w:t xml:space="preserve">This healthcare prediction study by H.D. Masethe and M.A. Masethe (2014) reports the use of data mining classification algorithms such as J48, Naïve Bayes, REPTREE, CART, and Bayes Net for heart disease prediction. Its main contribution is achieving prediction accuracy of 99% while demonstrating that data mining techniques can effectively identify heart disease risk patterns from structured medical datasets. For the current project, the paper is relevant because it confirms the importance of tabular classification models in heart disease prediction. The main limitation noted is the use of fixed manually selected algorithms without automated model exploration, which reinforces the need for a bounded, reproducible, tabular-focused NAS workflow. </w:t>
+        <w:t xml:space="preserve">This heart disease prediction study by H.D. Masethe and M.A. Masethe (2014) reports the use of data mining classification algorithms such as J48, Naïve Bayes, REPTREE, CART, and Bayes Net for heart disease prediction. Its main contribution is achieving prediction accuracy of 99% while demonstrating that data mining techniques can effectively identify heart disease risk patterns from structured heart disease datasets. For the current project, the paper is relevant because it confirms the importance of tabular classification models in heart disease prediction. The main limitation noted is the use of fixed manually selected algorithms without automated model exploration, which reinforces the need for a bounded, reproducible, tabular-focused NAS workflow. </w:t>
       </w:r>
     </w:p>
     <w:p>
@@ -1903,7 +1903,7 @@
       </w:pPr>
       <w:r>
         <w:rPr/>
-        <w:t xml:space="preserve">This healthcare prediction study by Carlos Ordonez (2006) reports an association rule mining approach with search constraints and train-test validation for heart disease prediction. Its main contribution is reducing medically irrelevant rules and improving predictive reliability by validating association rules on an independent test set using support, confidence, and lift. For the current project, the paper is relevant because it emphasizes validation, interpretability, and artifact preservation in healthcare prediction systems. The main limitation noted is the generation of extremely large rule sets and limited scalability, which reinforces the need for a bounded, reproducible, tabular-focused NAS workflow. </w:t>
+        <w:t xml:space="preserve">This heart disease prediction study by Carlos Ordonez (2006) reports an association rule mining approach with search constraints and train-test validation for heart disease prediction. Its main contribution is reducing medically irrelevant rules and improving predictive reliability by validating association rules on an independent test set using support, confidence, and lift. For the current project, the paper is relevant because it emphasizes validation, interpretability, and artifact preservation in heart disease prediction systems. The main limitation noted is the generation of extremely large rule sets and limited scalability, which reinforces the need for a bounded, reproducible, tabular-focused NAS workflow. </w:t>
       </w:r>
     </w:p>
     <w:p>
@@ -1924,7 +1924,7 @@
       </w:pPr>
       <w:r>
         <w:rPr/>
-        <w:t xml:space="preserve">This healthcare prediction study by Mandavalli Sathi Ekambareesh and Kantipudi Budda Vara Prasad (2024) reports a survey of machine learning algorithms for heart disease prediction using supervised learning models such as SVM, KNN, Naïve Bayes, Decision Trees, and Random Forest. Its main contribution is summarizing commonly used predictive models and highlighting their effectiveness in diagnosing cardiovascular diseases using structured healthcare datasets. For the current project, the paper is relevant because it strengthens the motivation for tabular-data-based heart disease prediction systems. The main limitation noted is the dependence on manually chosen model families rather than automated architecture exploration, which reinforces the need for a bounded, reproducible, tabular-focused NAS workflow. </w:t>
+        <w:t xml:space="preserve">This heart disease prediction study by Mandavalli Sathi Ekambareesh and Kantipudi Budda Vara Prasad (2024) reports a survey of machine learning algorithms for heart disease prediction using supervised learning models such as SVM, KNN, Naïve Bayes, Decision Trees, and Random Forest. Its main contribution is summarizing commonly used predictive models and highlighting their effectiveness in diagnosing cardiovascular diseases using structured heart disease datasets. For the current project, the paper is relevant because it strengthens the motivation for tabular-data-based heart disease prediction systems. The main limitation noted is the dependence on manually chosen model families rather than automated architecture exploration, which reinforces the need for a bounded, reproducible, tabular-focused NAS workflow. </w:t>
       </w:r>
     </w:p>
     <w:p>
@@ -3388,7 +3388,7 @@
         <w:rPr>
           <w:sz w:val="24"/>
         </w:rPr>
-        <w:t>The comparative analysis shows a clear separation between healthcare prediction studies and NAS or AutoML studies. Healthcare papers focus on practical disease diagnosis using structured clinical datasets and emphasize prediction accuracy, interpretability, and medical usefulness. These works demonstrate the importance of reliable tabular classification systems for early diagnosis and decision support.</w:t>
+        <w:t>The comparative analysis shows a clear separation between heart disease prediction studies and NAS or AutoML studies. Heart disease papers focus on practical disease diagnosis using structured clinical datasets and emphasize prediction accuracy, interpretability, and clinical usefulness. These works demonstrate the importance of reliable tabular classification systems for early diagnosis and decision support.</w:t>
       </w:r>
     </w:p>
     <w:p>
@@ -3408,7 +3408,7 @@
       </w:pPr>
       <w:r>
         <w:rPr/>
-        <w:t>The proposed project lies between these two research streams. It adopts the practical healthcare objective of heart disease prediction while borrowing the automation and bounded search principles from NAS research. This hybrid position explains why the project focuses on compact search spaces, reproducible preprocessing, saved trained artifacts, and efficient inference rather than large-scale benchmark-driven experimentation.</w:t>
+        <w:t>The proposed project lies between these two research streams. It adopts the practical heart disease prediction objective while borrowing the automation and bounded search principles from NAS research. This hybrid position explains why the project focuses on compact search spaces, reproducible preprocessing, saved trained artifacts, and efficient inference rather than large-scale benchmark-driven experimentation.</w:t>
       </w:r>
     </w:p>
     <w:p>
@@ -3440,7 +3440,7 @@
       </w:pPr>
       <w:r>
         <w:rPr/>
-        <w:t>1. Lack of Automated Architecture Exploration in Healthcare Prediction</w:t>
+        <w:t>1. Lack of Automated Architecture Exploration in Heart Disease Prediction</w:t>
       </w:r>
     </w:p>
     <w:p>
@@ -3450,7 +3450,7 @@
       </w:pPr>
       <w:r>
         <w:rPr/>
-        <w:t>Most healthcare prediction studies such as those by Detrano et al., Ramalingam et al., Masethe et al., and Ekambareesh et al. rely on manually selected machine learning models such as SVM, KNN, Decision Trees, Random Forest, and Naïve Bayes. Although these methods provide strong prediction accuracy, they do not automate model architecture selection.</w:t>
+        <w:t>Most heart disease prediction studies such as those by Detrano et al., Ramalingam et al., Masethe et al., and Ekambareesh et al. rely on manually selected machine learning models such as SVM, KNN, Decision Trees, Random Forest, and Naïve Bayes. Although these methods provide strong prediction accuracy, they do not automate model architecture selection.</w:t>
       </w:r>
     </w:p>
     <w:p>
@@ -3460,7 +3460,7 @@
       </w:pPr>
       <w:r>
         <w:rPr/>
-        <w:t>This creates dependence on manual experimentation and expert choice, which limits reproducibility and scalability. There is a clear need for bounded neural architecture search methods that can automate model selection for structured medical datasets.</w:t>
+        <w:t>This creates dependence on manual experimentation and expert choice, which limits reproducibility and scalability. There is a clear need for bounded neural architecture search methods that can automate model selection for structured heart disease datasets.</w:t>
       </w:r>
     </w:p>
     <w:p>
@@ -3512,7 +3512,7 @@
       </w:pPr>
       <w:r>
         <w:rPr/>
-        <w:t>Several strong NAS studies achieve high performance but do not focus on preserving preprocessing pipelines, trained models, inference metadata, and experiment history in a reusable system form. Similarly, many healthcare studies report prediction accuracy without providing deployment-oriented workflows.</w:t>
+        <w:t>Several strong NAS studies achieve high performance but do not focus on preserving preprocessing pipelines, trained models, inference metadata, and experiment history in a reusable system form. Similarly, many heart disease studies report prediction accuracy without providing deployment-oriented workflows.</w:t>
       </w:r>
     </w:p>
     <w:p>
@@ -3564,7 +3564,7 @@
       </w:pPr>
       <w:r>
         <w:rPr/>
-        <w:t>5. Need for Resource-Aware NAS for Tabular Medical Workflows</w:t>
+        <w:t>5. Need for Resource-Aware NAS for Tabular Heart Disease Workflows</w:t>
       </w:r>
     </w:p>
     <w:p>
@@ -3574,7 +3574,7 @@
       </w:pPr>
       <w:r>
         <w:rPr/>
-        <w:t>Traditional NAS methods are often computationally expensive and unsuitable for lightweight healthcare systems. Even efficient NAS methods like ENAS and DARTS may still assume broader search spaces than required for practical medical prediction systems.</w:t>
+        <w:t>Traditional NAS methods are often computationally expensive and unsuitable for lightweight heart disease systems. Even efficient NAS methods like ENAS and DARTS may still assume broader search spaces than required for practical heart disease prediction systems.</w:t>
       </w:r>
     </w:p>
     <w:p>
@@ -3584,7 +3584,7 @@
       </w:pPr>
       <w:r>
         <w:rPr/>
-        <w:t>There is a need for bounded and resource-aware NAS specifically designed for tabular healthcare prediction, where the focus is reliability, simplicity, and deployment feasibility rather than benchmark competit</w:t>
+        <w:t>There is a need for bounded and resource-aware NAS specifically designed for tabular heart disease prediction, where the focus is reliability, simplicity, and deployment feasibility rather than benchmark competit</w:t>
       </w:r>
     </w:p>
     <w:p>
@@ -4384,7 +4384,7 @@
       </w:pPr>
       <w:r>
         <w:rPr/>
-        <w:t>The preprocessing design also reflects a principle of practical robustness. Medical-style datasets often contain missing values, mixed measurement scales, and categorical indicators. By explicitly separating numeric and categorical pathways, the system avoids the error of applying a single generic transformation to fundamentally different data types.</w:t>
+        <w:t>The preprocessing design also reflects a principle of practical robustness. Heart disease datasets often contain missing values, mixed measurement scales, and categorical indicators. By explicitly separating numeric and categorical pathways, the system avoids the error of applying a single generic transformation to fundamentally different data types.</w:t>
       </w:r>
     </w:p>
     <w:p>
@@ -8129,7 +8129,7 @@
       </w:pPr>
       <w:r>
         <w:rPr/>
-        <w:t>The project is designed for mixed-type tabular medical datasets. The preprocessing logic assumes a final target column and feature columns before it.</w:t>
+        <w:t>The project is designed for mixed-type tabular heart disease datasets. The preprocessing logic assumes a final target column and feature columns before it.</w:t>
       </w:r>
     </w:p>
     <w:p>
@@ -8151,7 +8151,7 @@
       </w:pPr>
       <w:r>
         <w:rPr/>
-        <w:t>The preprocessing code is generic enough to support numeric and categorical fields together, which is important because many medical tables combine laboratory values with symbolic descriptors or yes/no indicators. This mixed-data assumption is visible in the separate imputation and transformation pipelines.</w:t>
+        <w:t>The preprocessing code is generic enough to support numeric and categorical fields together, which is important because many heart disease tables combine laboratory values with symbolic descriptors or yes/no indicators. This mixed-data assumption is visible in the separate imputation and transformation pipelines.</w:t>
       </w:r>
     </w:p>
     <w:p>
@@ -11637,7 +11637,7 @@
       </w:pPr>
       <w:r>
         <w:rPr/>
-        <w:t>The results demonstrate that bounded neural architecture search can be applied meaningfully to tabular medical prediction without requiring large-scale infrastructure.</w:t>
+        <w:t>The results demonstrate that bounded neural architecture search can be applied meaningfully to tabular heart disease prediction without requiring large-scale infrastructure.</w:t>
       </w:r>
     </w:p>
     <w:p>
@@ -11659,7 +11659,7 @@
       </w:pPr>
       <w:r>
         <w:rPr/>
-        <w:t>The current run does not claim to surpass the strongest manually engineered medical prediction systems reported in the literature. Instead, its significance lies in showing that automated architecture comparison can be embedded in a user-facing application while preserving methodological discipline. In that sense, the project's main contribution is systems integration grounded in legitimate machine learning practice.</w:t>
+        <w:t>The current run does not claim to surpass the strongest manually engineered heart disease prediction systems reported in the literature. Instead, its significance lies in showing that automated architecture comparison can be embedded in a user-facing application while preserving methodological discipline. In that sense, the project's main contribution is systems integration grounded in legitimate machine learning practice.</w:t>
       </w:r>
     </w:p>
     <w:p>
@@ -12589,7 +12589,7 @@
       </w:pPr>
       <w:r>
         <w:rPr/>
-        <w:t>Finally, evaluation remains tied to the available saved run artifacts. More extensive experiments across multiple medical datasets, repeated random seeds, and confusion-matrix-style diagnostics would strengthen the empirical claims that future versions of the report can make.</w:t>
+        <w:t>Finally, evaluation remains tied to the available saved run artifacts. More extensive experiments across multiple heart disease datasets, repeated random seeds, and confusion-matrix-style diagnostics would strengthen the empirical claims that future versions of the report can make.</w:t>
       </w:r>
     </w:p>
     <w:p>
@@ -12652,7 +12652,7 @@
       </w:pPr>
       <w:r>
         <w:rPr/>
-        <w:t>NAS Medical Model Generator demonstrates that neural architecture search for tabular medical prediction can be implemented as a practical software system. The project unifies data preparation, candidate generation, training, evaluation, artifact persistence, and prediction support in one workflow.</w:t>
+        <w:t>NAS Heart Disease Model Generator demonstrates that neural architecture search for tabular heart disease prediction can be implemented as a practical software system. The project unifies data preparation, candidate generation, training, evaluation, artifact persistence, and prediction support in one workflow.</w:t>
       </w:r>
     </w:p>
     <w:p>
@@ -13186,7 +13186,7 @@
       </w:pPr>
       <w:r>
         <w:rPr/>
-        <w:t>The project does not currently include advanced explainability features, GPU cluster support, user authentication, or deployment-grade medical compliance controls.</w:t>
+        <w:t>The project does not currently include advanced explainability features, GPU cluster support, user authentication, or deployment-grade clinical compliance controls.</w:t>
       </w:r>
     </w:p>
     <w:p>
@@ -13353,7 +13353,7 @@
       </w:pPr>
       <w:r>
         <w:rPr/>
-        <w:t>Another promising direction is the integration of explainability. Because medical prediction applications benefit from transparency, a later version could expose feature attributions, local explanation summaries, or confidence diagnostics together with the final prediction output.</w:t>
+        <w:t>Another promising direction is the integration of explainability. Because heart disease prediction applications benefit from transparency, a later version could expose feature attributions, local explanation summaries, or confidence diagnostics together with the final prediction output.</w:t>
       </w:r>
     </w:p>
     <w:p>
@@ -13518,7 +13518,7 @@
       </w:pPr>
       <w:r>
         <w:rPr/>
-        <w:t>Future scope can also deepen methodological rigor by supporting more flexible evaluation procedures. For example, repeated train-validation-test cycles, user-selectable random seeds, and cross-validation-inspired summary reporting would help quantify the stability of the selected model. These changes would be especially useful if the platform is later applied to multiple medical datasets, where robustness across runs matters as much as peak performance in any single run.</w:t>
+        <w:t>Future scope can also deepen methodological rigor by supporting more flexible evaluation procedures. For example, repeated train-validation-test cycles, user-selectable random seeds, and cross-validation-inspired summary reporting would help quantify the stability of the selected model. These changes would be especially useful if the platform is later applied to multiple heart disease datasets, where robustness across runs matters as much as peak performance in any single run.</w:t>
       </w:r>
     </w:p>
     <w:p>
@@ -14229,7 +14229,7 @@
       </w:pPr>
       <w:r>
         <w:rPr/>
-        <w:t>For that reason, the long-term importance of the current implementation should not be judged only by the numerical performance of a single run. Its broader contribution is infrastructural. It shows how a bounded NAS system for tabular medical prediction can be organized so that experiments are observable, outputs are preserved, and conclusions remain defensible. Future teams may improve metrics, broaden datasets, or modernize the interface, but they will be doing so on top of an already coherent foundation. In academic project work, that kind of reusable structure is itself a significant achievement because it turns one successful submission into a platform for later learning and experimentation.</w:t>
+        <w:t>For that reason, the long-term importance of the current implementation should not be judged only by the numerical performance of a single run. Its broader contribution is infrastructural. It shows how a bounded NAS system for tabular heart disease prediction can be organized so that experiments are observable, outputs are preserved, and conclusions remain defensible. Future teams may improve metrics, broaden datasets, or modernize the interface, but they will be doing so on top of an already coherent foundation. In academic project work, that kind of reusable structure is itself a significant achievement because it turns one successful submission into a platform for later learning and experimentation.</w:t>
       </w:r>
     </w:p>
     <w:p>
